--- a/XH-202621_作品设计实现方案_智演JobEvolution.docx
+++ b/XH-202621_作品设计实现方案_智演JobEvolution.docx
@@ -9626,7 +9626,7 @@
           <w:b w:val="0"/>
           <w:i w:val="0"/>
         </w:rPr>
-        <w:t>部署只需三步：复制 .env.example 为 .env 并填写模型供应商密钥与管理口令；执行 docker compose up -d --build；访问前端 3000 端口、API 8000 端口与 Neo4j 7474 控制台。首次启动会构建 api 与 web 镜像并启动每日管线容器。图谱数据有两种填充方式：默认由每日管线采集、抽取并发布（需模型密钥与门户访问）；演示或冷启动时在 .env 中设置 SNAPSHOT_PATH=/app/data/snapshot/reviewed.json，API 启动检测到空图会自动导入 data/snapshot/reviewed.json（与 release-2026-09-05.json 字节一致，2026-09-05 由产品图以 --slim 方式导出，含公开 release 预计算快照、审核提案与决定），已在临时空 Neo4j 卷上验证恢复后 /meta、/jobs、/discover、/graph/jobs/{id} 均正常。</w:t>
+        <w:t>部署只需三步：复制 .env.example 为 .env 并填写模型供应商密钥与管理口令；执行 docker compose up -d --build；访问前端 3000 端口、API 8000 端口与 Neo4j 7474 控制台。首次启动会构建 api 与 web 镜像并启动每日管线容器。图谱数据有两种填充方式：默认由每日管线采集、抽取并发布（需模型密钥与门户访问）；演示或冷启动时在 .env 中设置 SNAPSHOT_PATH=/app/data/snapshot/reviewed.json，API 启动检测到空图会自动导入 data/snapshot/reviewed.json（2026-09-05 由产品图以 --slim 方式导出，含公开 release 预计算快照、审核提案与决定），已在临时空 Neo4j 卷上验证恢复后 /meta、/jobs、/discover、/graph/jobs/{id} 均正常。</w:t>
       </w:r>
     </w:p>
     <w:p>
@@ -11432,7 +11432,7 @@
                 <w:rFonts w:ascii="Times New Roman" w:hAnsi="Times New Roman" w:eastAsia="宋体"/>
                 <w:sz w:val="19"/>
               </w:rPr>
-              <w:t>docker compose ps；2026-09-05 空卷导入 data/snapshot/release-2026-09-05.json 成功，API 公开接口正常</w:t>
+              <w:t>docker compose ps；2026-09-05 空卷导入 data/snapshot/reviewed.json 成功，API 公开接口正常</w:t>
             </w:r>
           </w:p>
         </w:tc>
